--- a/upload/وصل استلام مستحقات مالية - النادي الرياضي الهاوي الرائد بلدية سعيدة.docx
+++ b/upload/وصل استلام مستحقات مالية - النادي الرياضي الهاوي الرائد بلدية سعيدة.docx
@@ -9,6 +9,7 @@
         <w:spacing w:before="0" w:after="0"/>
         <w:jc w:val="center"/>
         <w:rPr>
+          <w:color w:val="000000" w:themeColor="text1"/>
           <w:sz w:val="36"/>
           <w:szCs w:val="36"/>
         </w:rPr>
@@ -17,6 +18,7 @@
       <w:bookmarkEnd w:id="0"/>
       <w:r>
         <w:rPr>
+          <w:color w:val="000000" w:themeColor="text1"/>
           <w:sz w:val="36"/>
           <w:szCs w:val="36"/>
           <w:rtl/>
@@ -30,11 +32,19 @@
         <w:bidi/>
         <w:spacing w:before="0" w:after="0" w:line="240" w:lineRule="auto"/>
         <w:jc w:val="center"/>
+        <w:rPr>
+          <w:color w:val="000000" w:themeColor="text1"/>
+          <w:sz w:val="32"/>
+          <w:szCs w:val="32"/>
+        </w:rPr>
       </w:pPr>
       <w:bookmarkStart w:id="1" w:name="_dl4492bdj7dm" w:colFirst="0" w:colLast="0"/>
       <w:bookmarkEnd w:id="1"/>
       <w:r>
         <w:rPr>
+          <w:color w:val="000000" w:themeColor="text1"/>
+          <w:sz w:val="32"/>
+          <w:szCs w:val="32"/>
           <w:rtl/>
         </w:rPr>
         <w:t>وزارة الشباب والرياضة</w:t>
@@ -46,30 +56,22 @@
         <w:bidi/>
         <w:spacing w:before="0" w:after="0" w:line="240" w:lineRule="auto"/>
         <w:jc w:val="center"/>
+        <w:rPr>
+          <w:color w:val="000000" w:themeColor="text1"/>
+          <w:sz w:val="32"/>
+          <w:szCs w:val="32"/>
+        </w:rPr>
       </w:pPr>
       <w:bookmarkStart w:id="2" w:name="_a8xf9vmkv5e5" w:colFirst="0" w:colLast="0"/>
       <w:bookmarkEnd w:id="2"/>
       <w:r>
         <w:rPr>
+          <w:color w:val="000000" w:themeColor="text1"/>
+          <w:sz w:val="32"/>
+          <w:szCs w:val="32"/>
           <w:rtl/>
         </w:rPr>
         <w:t>مديرية الشباب والرياضة لولاية سعيدة</w:t>
-      </w:r>
-    </w:p>
-    <w:p>
-      <w:pPr>
-        <w:pStyle w:val="Titre2"/>
-        <w:bidi/>
-        <w:spacing w:before="0" w:after="0"/>
-        <w:jc w:val="center"/>
-      </w:pPr>
-      <w:bookmarkStart w:id="3" w:name="_l1xnjwwiovzp" w:colFirst="0" w:colLast="0"/>
-      <w:bookmarkEnd w:id="3"/>
-      <w:r>
-        <w:rPr>
-          <w:rtl/>
-        </w:rPr>
-        <w:t>النادي الرياضي الهاوي المتعدد الرياضات «الرائد» – بلدية سعيدة</w:t>
       </w:r>
     </w:p>
     <w:p>
@@ -79,28 +81,108 @@
         <w:spacing w:before="0" w:after="0"/>
         <w:jc w:val="center"/>
         <w:rPr>
+          <w:rFonts w:hint="cs"/>
+          <w:color w:val="000000" w:themeColor="text1"/>
           <w:sz w:val="36"/>
           <w:szCs w:val="36"/>
-        </w:rPr>
-      </w:pPr>
+          <w:rtl/>
+          <w:lang w:bidi="ar-DZ"/>
+        </w:rPr>
+      </w:pPr>
+      <w:bookmarkStart w:id="3" w:name="_l1xnjwwiovzp" w:colFirst="0" w:colLast="0"/>
       <w:bookmarkStart w:id="4" w:name="_um9fgc9pmgi6" w:colFirst="0" w:colLast="0"/>
       <w:bookmarkStart w:id="5" w:name="_anhxm1725qaf" w:colFirst="0" w:colLast="0"/>
+      <w:bookmarkEnd w:id="3"/>
       <w:bookmarkEnd w:id="4"/>
       <w:bookmarkEnd w:id="5"/>
       <w:r>
         <w:rPr>
+          <w:rFonts w:hint="cs"/>
+          <w:color w:val="000000" w:themeColor="text1"/>
           <w:sz w:val="36"/>
           <w:szCs w:val="36"/>
           <w:rtl/>
-        </w:rPr>
-        <w:t>وَصْلُ اسْتِلَامِ مُسْتَحَقَّاتٍ مَالِيَّة</w:t>
+          <w:lang w:bidi="ar-DZ"/>
+        </w:rPr>
+        <w:t xml:space="preserve">النادي الرياضي الهاوي المتعدد الرياضات </w:t>
+      </w:r>
+      <w:r>
+        <w:rPr>
+          <w:color w:val="000000" w:themeColor="text1"/>
+          <w:sz w:val="36"/>
+          <w:szCs w:val="36"/>
+          <w:rtl/>
+          <w:lang w:bidi="ar-DZ"/>
+        </w:rPr>
+        <w:t>–</w:t>
+      </w:r>
+      <w:r>
+        <w:rPr>
+          <w:rFonts w:hint="cs"/>
+          <w:color w:val="000000" w:themeColor="text1"/>
+          <w:sz w:val="36"/>
+          <w:szCs w:val="36"/>
+          <w:rtl/>
+          <w:lang w:bidi="ar-DZ"/>
+        </w:rPr>
+        <w:t xml:space="preserve"> الرائد </w:t>
+      </w:r>
+      <w:r>
+        <w:rPr>
+          <w:color w:val="000000" w:themeColor="text1"/>
+          <w:sz w:val="36"/>
+          <w:szCs w:val="36"/>
+          <w:rtl/>
+          <w:lang w:bidi="ar-DZ"/>
+        </w:rPr>
+        <w:t>–</w:t>
+      </w:r>
+      <w:r>
+        <w:rPr>
+          <w:rFonts w:hint="cs"/>
+          <w:color w:val="000000" w:themeColor="text1"/>
+          <w:sz w:val="36"/>
+          <w:szCs w:val="36"/>
+          <w:rtl/>
+          <w:lang w:bidi="ar-DZ"/>
+        </w:rPr>
+        <w:t xml:space="preserve"> بلدية سعيدة</w:t>
       </w:r>
     </w:p>
     <w:p>
       <w:pPr>
+        <w:pStyle w:val="Titre"/>
         <w:bidi/>
-        <w:rPr>
-          <w:rFonts w:cstheme="minorBidi" w:hint="cs"/>
+        <w:spacing w:before="0"/>
+        <w:jc w:val="center"/>
+        <w:rPr>
+          <w:color w:val="000000" w:themeColor="text1"/>
+          <w:sz w:val="32"/>
+          <w:szCs w:val="32"/>
+          <w:u w:val="thick" w:color="404040" w:themeColor="text1" w:themeTint="BF"/>
+        </w:rPr>
+      </w:pPr>
+      <w:r>
+        <w:rPr>
+          <w:color w:val="000000" w:themeColor="text1"/>
+          <w:sz w:val="32"/>
+          <w:szCs w:val="32"/>
+          <w:u w:val="thick" w:color="404040" w:themeColor="text1" w:themeTint="BF"/>
+          <w:rtl/>
+        </w:rPr>
+        <w:t>وَصْلُ اسْتِلَامِ مُسْتَحَقَّاتٍ مَالِيَّة</w:t>
+      </w:r>
+    </w:p>
+    <w:p>
+      <w:pPr>
+        <w:bidi/>
+        <w:rPr>
+          <w:rFonts w:ascii="Sakkal Majalla" w:hAnsi="Sakkal Majalla" w:cs="Sakkal Majalla"/>
+          <w:b/>
+          <w:bCs/>
+          <w:color w:val="000000" w:themeColor="text1"/>
+          <w:sz w:val="24"/>
+          <w:szCs w:val="24"/>
           <w:rtl/>
           <w:lang w:bidi="ar-DZ"/>
         </w:rPr>
@@ -109,60 +191,261 @@
       <w:bookmarkEnd w:id="6"/>
       <w:r>
         <w:rPr>
-          <w:rtl/>
-        </w:rPr>
-        <w:t xml:space="preserve">رقم الوصل: ................. / </w:t>
-      </w:r>
-      <w:r>
-        <w:rPr>
-          <w:rFonts w:hint="cs"/>
-          <w:rtl/>
-        </w:rPr>
-        <w:t>2026</w:t>
+          <w:rFonts w:ascii="Sakkal Majalla" w:hAnsi="Sakkal Majalla" w:cs="Sakkal Majalla"/>
+          <w:b/>
+          <w:bCs/>
+          <w:color w:val="000000" w:themeColor="text1"/>
+          <w:sz w:val="24"/>
+          <w:szCs w:val="24"/>
+          <w:rtl/>
+        </w:rPr>
+        <w:t xml:space="preserve">رقم </w:t>
+      </w:r>
+      <w:r>
+        <w:rPr>
+          <w:rFonts w:ascii="Sakkal Majalla" w:hAnsi="Sakkal Majalla" w:cs="Sakkal Majalla" w:hint="cs"/>
+          <w:b/>
+          <w:bCs/>
+          <w:color w:val="000000" w:themeColor="text1"/>
+          <w:sz w:val="24"/>
+          <w:szCs w:val="24"/>
+          <w:rtl/>
+        </w:rPr>
+        <w:t>الوصل:</w:t>
+      </w:r>
+      <w:r>
+        <w:rPr>
+          <w:rFonts w:ascii="Sakkal Majalla" w:hAnsi="Sakkal Majalla" w:cs="Sakkal Majalla" w:hint="cs"/>
+          <w:b/>
+          <w:bCs/>
+          <w:color w:val="000000" w:themeColor="text1"/>
+          <w:sz w:val="16"/>
+          <w:szCs w:val="16"/>
+          <w:rtl/>
+        </w:rPr>
+        <w:t xml:space="preserve"> .........</w:t>
+      </w:r>
+      <w:r>
+        <w:rPr>
+          <w:rFonts w:ascii="Sakkal Majalla" w:hAnsi="Sakkal Majalla" w:cs="Sakkal Majalla" w:hint="cs"/>
+          <w:b/>
+          <w:bCs/>
+          <w:color w:val="000000" w:themeColor="text1"/>
+          <w:sz w:val="16"/>
+          <w:szCs w:val="16"/>
+          <w:rtl/>
+        </w:rPr>
+        <w:t>.</w:t>
+      </w:r>
+      <w:r>
+        <w:rPr>
+          <w:rFonts w:ascii="Sakkal Majalla" w:hAnsi="Sakkal Majalla" w:cs="Sakkal Majalla" w:hint="cs"/>
+          <w:b/>
+          <w:bCs/>
+          <w:color w:val="000000" w:themeColor="text1"/>
+          <w:sz w:val="16"/>
+          <w:szCs w:val="16"/>
+          <w:rtl/>
+        </w:rPr>
+        <w:t>.........</w:t>
+      </w:r>
+      <w:r>
+        <w:rPr>
+          <w:rFonts w:ascii="Sakkal Majalla" w:hAnsi="Sakkal Majalla" w:cs="Sakkal Majalla"/>
+          <w:b/>
+          <w:bCs/>
+          <w:color w:val="000000" w:themeColor="text1"/>
+          <w:sz w:val="16"/>
+          <w:szCs w:val="16"/>
+          <w:rtl/>
+        </w:rPr>
+        <w:t>.</w:t>
+      </w:r>
+      <w:r>
+        <w:rPr>
+          <w:rFonts w:ascii="Sakkal Majalla" w:hAnsi="Sakkal Majalla" w:cs="Sakkal Majalla"/>
+          <w:b/>
+          <w:bCs/>
+          <w:color w:val="000000" w:themeColor="text1"/>
+          <w:sz w:val="24"/>
+          <w:szCs w:val="24"/>
+          <w:rtl/>
+        </w:rPr>
+        <w:t xml:space="preserve"> / </w:t>
       </w:r>
       <w:bookmarkStart w:id="7" w:name="_w0vtff4d7sen" w:colFirst="0" w:colLast="0"/>
       <w:bookmarkEnd w:id="7"/>
-      <w:r>
-        <w:rPr>
+      <w:proofErr w:type="spellStart"/>
+      <w:r>
+        <w:rPr>
+          <w:rFonts w:ascii="Sakkal Majalla" w:hAnsi="Sakkal Majalla" w:cs="Sakkal Majalla" w:hint="cs"/>
+          <w:b/>
+          <w:bCs/>
+          <w:color w:val="000000" w:themeColor="text1"/>
+          <w:sz w:val="24"/>
+          <w:szCs w:val="24"/>
+          <w:rtl/>
+        </w:rPr>
+        <w:t>ن.ر.ر.س</w:t>
+      </w:r>
+      <w:proofErr w:type="spellEnd"/>
+      <w:r>
+        <w:rPr>
+          <w:rFonts w:ascii="Sakkal Majalla" w:hAnsi="Sakkal Majalla" w:cs="Sakkal Majalla" w:hint="cs"/>
+          <w:b/>
+          <w:bCs/>
+          <w:color w:val="000000" w:themeColor="text1"/>
+          <w:sz w:val="24"/>
+          <w:szCs w:val="24"/>
+          <w:rtl/>
+        </w:rPr>
+        <w:t xml:space="preserve"> 2026</w:t>
+      </w:r>
+      <w:r>
+        <w:rPr>
+          <w:rFonts w:ascii="Sakkal Majalla" w:hAnsi="Sakkal Majalla" w:cs="Sakkal Majalla"/>
+          <w:b/>
+          <w:bCs/>
+          <w:color w:val="000000" w:themeColor="text1"/>
+          <w:sz w:val="24"/>
+          <w:szCs w:val="24"/>
+          <w:rtl/>
+        </w:rPr>
+        <w:t xml:space="preserve">                                 </w:t>
+      </w:r>
+      <w:r>
+        <w:rPr>
+          <w:rFonts w:ascii="Sakkal Majalla" w:hAnsi="Sakkal Majalla" w:cs="Sakkal Majalla" w:hint="cs"/>
+          <w:b/>
+          <w:bCs/>
+          <w:color w:val="000000" w:themeColor="text1"/>
+          <w:sz w:val="24"/>
+          <w:szCs w:val="24"/>
+          <w:rtl/>
+        </w:rPr>
+        <w:t xml:space="preserve">                                                   </w:t>
+      </w:r>
+      <w:r>
+        <w:rPr>
+          <w:rFonts w:ascii="Sakkal Majalla" w:hAnsi="Sakkal Majalla" w:cs="Sakkal Majalla"/>
+          <w:b/>
+          <w:bCs/>
+          <w:color w:val="000000" w:themeColor="text1"/>
+          <w:sz w:val="24"/>
+          <w:szCs w:val="24"/>
+          <w:rtl/>
+        </w:rPr>
+        <w:t xml:space="preserve">             </w:t>
+      </w:r>
+      <w:r>
+        <w:rPr>
+          <w:rFonts w:ascii="Sakkal Majalla" w:hAnsi="Sakkal Majalla" w:cs="Sakkal Majalla" w:hint="cs"/>
+          <w:b/>
+          <w:bCs/>
+          <w:color w:val="000000" w:themeColor="text1"/>
+          <w:sz w:val="24"/>
+          <w:szCs w:val="24"/>
+          <w:rtl/>
+        </w:rPr>
+        <w:t xml:space="preserve">                    </w:t>
+      </w:r>
+      <w:r>
+        <w:rPr>
+          <w:rFonts w:ascii="Sakkal Majalla" w:hAnsi="Sakkal Majalla" w:cs="Sakkal Majalla"/>
+          <w:b/>
+          <w:bCs/>
+          <w:color w:val="000000" w:themeColor="text1"/>
+          <w:sz w:val="24"/>
+          <w:szCs w:val="24"/>
           <w:rtl/>
         </w:rPr>
         <w:tab/>
       </w:r>
       <w:r>
         <w:rPr>
+          <w:rFonts w:ascii="Sakkal Majalla" w:hAnsi="Sakkal Majalla" w:cs="Sakkal Majalla"/>
+          <w:b/>
+          <w:bCs/>
+          <w:color w:val="000000" w:themeColor="text1"/>
+          <w:sz w:val="24"/>
+          <w:szCs w:val="24"/>
+          <w:rtl/>
+        </w:rPr>
+        <w:t xml:space="preserve">         </w:t>
+      </w:r>
+      <w:r>
+        <w:rPr>
+          <w:rFonts w:ascii="Sakkal Majalla" w:hAnsi="Sakkal Majalla" w:cs="Sakkal Majalla"/>
+          <w:b/>
+          <w:bCs/>
+          <w:color w:val="000000" w:themeColor="text1"/>
+          <w:sz w:val="24"/>
+          <w:szCs w:val="24"/>
           <w:rtl/>
         </w:rPr>
         <w:tab/>
       </w:r>
       <w:r>
         <w:rPr>
-          <w:rFonts w:hint="cs"/>
-          <w:rtl/>
-        </w:rPr>
-        <w:t xml:space="preserve">                                                        </w:t>
-      </w:r>
-      <w:r>
-        <w:rPr>
-          <w:rtl/>
-        </w:rPr>
-        <w:tab/>
-      </w:r>
-      <w:r>
-        <w:rPr>
-          <w:rtl/>
-        </w:rPr>
-        <w:t xml:space="preserve">الموسم الرياضي: </w:t>
-      </w:r>
-      <w:r>
-        <w:t xml:space="preserve"> </w:t>
-      </w:r>
-      <w:r>
-        <w:rPr>
-          <w:rFonts w:cstheme="minorBidi" w:hint="cs"/>
+          <w:rFonts w:ascii="Sakkal Majalla" w:hAnsi="Sakkal Majalla" w:cs="Sakkal Majalla"/>
+          <w:b/>
+          <w:bCs/>
+          <w:color w:val="000000" w:themeColor="text1"/>
+          <w:sz w:val="24"/>
+          <w:szCs w:val="24"/>
+          <w:u w:val="thick"/>
+          <w:rtl/>
+        </w:rPr>
+        <w:t xml:space="preserve">الموسم </w:t>
+      </w:r>
+      <w:r>
+        <w:rPr>
+          <w:rFonts w:ascii="Sakkal Majalla" w:hAnsi="Sakkal Majalla" w:cs="Sakkal Majalla"/>
+          <w:b/>
+          <w:bCs/>
+          <w:color w:val="000000" w:themeColor="text1"/>
+          <w:sz w:val="24"/>
+          <w:szCs w:val="24"/>
+          <w:u w:val="thick"/>
+          <w:rtl/>
+        </w:rPr>
+        <w:t>الرياضي</w:t>
+      </w:r>
+      <w:r>
+        <w:rPr>
+          <w:rFonts w:ascii="Sakkal Majalla" w:hAnsi="Sakkal Majalla" w:cs="Sakkal Majalla"/>
+          <w:b/>
+          <w:bCs/>
+          <w:color w:val="000000" w:themeColor="text1"/>
+          <w:sz w:val="24"/>
+          <w:szCs w:val="24"/>
+          <w:rtl/>
+        </w:rPr>
+        <w:t xml:space="preserve">: </w:t>
+      </w:r>
+      <w:r>
+        <w:rPr>
+          <w:rFonts w:ascii="Sakkal Majalla" w:hAnsi="Sakkal Majalla" w:cs="Sakkal Majalla"/>
+          <w:b/>
+          <w:bCs/>
+          <w:color w:val="000000" w:themeColor="text1"/>
+          <w:sz w:val="24"/>
+          <w:szCs w:val="24"/>
+        </w:rPr>
+        <w:t>2026</w:t>
+      </w:r>
+      <w:r>
+        <w:rPr>
+          <w:rFonts w:ascii="Sakkal Majalla" w:hAnsi="Sakkal Majalla" w:cs="Sakkal Majalla"/>
+          <w:b/>
+          <w:bCs/>
+          <w:color w:val="000000" w:themeColor="text1"/>
+          <w:sz w:val="24"/>
+          <w:szCs w:val="24"/>
           <w:rtl/>
           <w:lang w:bidi="ar-DZ"/>
         </w:rPr>
-        <w:t xml:space="preserve"> .......................</w:t>
+        <w:t>/2027</w:t>
       </w:r>
     </w:p>
     <w:p>
@@ -202,37 +485,80 @@
       <w:tr>
         <w:trPr>
           <w:cnfStyle w:val="100000000000" w:firstRow="1" w:lastRow="0" w:firstColumn="0" w:lastColumn="0" w:oddVBand="0" w:evenVBand="0" w:oddHBand="0" w:evenHBand="0" w:firstRowFirstColumn="0" w:firstRowLastColumn="0" w:lastRowFirstColumn="0" w:lastRowLastColumn="0"/>
-          <w:tblHeader/>
         </w:trPr>
         <w:tc>
           <w:tcPr>
             <w:tcW w:w="2917" w:type="dxa"/>
+            <w:shd w:val="clear" w:color="auto" w:fill="FFFFFF" w:themeFill="background1"/>
           </w:tcPr>
           <w:p>
             <w:pPr>
               <w:bidi/>
+              <w:jc w:val="center"/>
+              <w:rPr>
+                <w:color w:val="000000" w:themeColor="text1"/>
+              </w:rPr>
             </w:pPr>
             <w:r>
               <w:rPr>
+                <w:color w:val="000000" w:themeColor="text1"/>
                 <w:rtl/>
               </w:rPr>
-              <w:t>الحقل</w:t>
+              <w:t>الاسم واللقب</w:t>
             </w:r>
           </w:p>
         </w:tc>
         <w:tc>
           <w:tcPr>
             <w:tcW w:w="7083" w:type="dxa"/>
+            <w:shd w:val="clear" w:color="auto" w:fill="FFFFFF" w:themeFill="background1"/>
           </w:tcPr>
           <w:p>
             <w:pPr>
               <w:bidi/>
+              <w:jc w:val="center"/>
+              <w:rPr>
+                <w:rFonts w:asciiTheme="majorBidi" w:hAnsiTheme="majorBidi" w:cstheme="majorBidi"/>
+                <w:b w:val="0"/>
+                <w:bCs w:val="0"/>
+                <w:color w:val="000000" w:themeColor="text1"/>
+                <w:sz w:val="16"/>
+                <w:szCs w:val="16"/>
+              </w:rPr>
             </w:pPr>
             <w:r>
               <w:rPr>
+                <w:rFonts w:asciiTheme="majorBidi" w:hAnsiTheme="majorBidi" w:cstheme="majorBidi"/>
+                <w:b w:val="0"/>
+                <w:bCs w:val="0"/>
+                <w:color w:val="000000" w:themeColor="text1"/>
+                <w:sz w:val="16"/>
+                <w:szCs w:val="16"/>
+              </w:rPr>
+              <w:t>...................................................................</w:t>
+            </w:r>
+            <w:r>
+              <w:rPr>
+                <w:rFonts w:asciiTheme="majorBidi" w:hAnsiTheme="majorBidi" w:cstheme="majorBidi" w:hint="cs"/>
+                <w:b w:val="0"/>
+                <w:bCs w:val="0"/>
+                <w:color w:val="000000" w:themeColor="text1"/>
+                <w:sz w:val="16"/>
+                <w:szCs w:val="16"/>
                 <w:rtl/>
               </w:rPr>
-              <w:t>المعلومات التفصيلية</w:t>
+              <w:t>......................................................................</w:t>
+            </w:r>
+            <w:r>
+              <w:rPr>
+                <w:rFonts w:asciiTheme="majorBidi" w:hAnsiTheme="majorBidi" w:cstheme="majorBidi"/>
+                <w:b w:val="0"/>
+                <w:bCs w:val="0"/>
+                <w:color w:val="000000" w:themeColor="text1"/>
+                <w:sz w:val="16"/>
+                <w:szCs w:val="16"/>
+              </w:rPr>
+              <w:t>................................</w:t>
             </w:r>
           </w:p>
         </w:tc>
@@ -249,15 +575,17 @@
               <w:rPr>
                 <w:b/>
                 <w:bCs/>
+                <w:color w:val="000000" w:themeColor="text1"/>
               </w:rPr>
             </w:pPr>
             <w:r>
               <w:rPr>
                 <w:b/>
                 <w:bCs/>
+                <w:color w:val="000000" w:themeColor="text1"/>
                 <w:rtl/>
               </w:rPr>
-              <w:t>الاسم واللقب</w:t>
+              <w:t>الصفة / الوظيفة</w:t>
             </w:r>
           </w:p>
         </w:tc>
@@ -268,9 +596,42 @@
           <w:p>
             <w:pPr>
               <w:bidi/>
+              <w:jc w:val="center"/>
+              <w:rPr>
+                <w:rFonts w:asciiTheme="majorBidi" w:hAnsiTheme="majorBidi" w:cstheme="majorBidi"/>
+                <w:color w:val="000000" w:themeColor="text1"/>
+                <w:sz w:val="16"/>
+                <w:szCs w:val="16"/>
+              </w:rPr>
             </w:pPr>
             <w:r>
-              <w:t>....................................................................................................</w:t>
+              <w:rPr>
+                <w:rFonts w:asciiTheme="majorBidi" w:hAnsiTheme="majorBidi" w:cstheme="majorBidi" w:hint="cs"/>
+                <w:color w:val="000000" w:themeColor="text1"/>
+                <w:sz w:val="16"/>
+                <w:szCs w:val="16"/>
+                <w:rtl/>
+              </w:rPr>
+              <w:t>.</w:t>
+            </w:r>
+            <w:r>
+              <w:rPr>
+                <w:rFonts w:asciiTheme="majorBidi" w:hAnsiTheme="majorBidi" w:cstheme="majorBidi"/>
+                <w:color w:val="000000" w:themeColor="text1"/>
+                <w:sz w:val="16"/>
+                <w:szCs w:val="16"/>
+              </w:rPr>
+              <w:t>.................................................................................................</w:t>
+            </w:r>
+            <w:r>
+              <w:rPr>
+                <w:rFonts w:asciiTheme="majorBidi" w:hAnsiTheme="majorBidi" w:cstheme="majorBidi" w:hint="cs"/>
+                <w:color w:val="000000" w:themeColor="text1"/>
+                <w:sz w:val="16"/>
+                <w:szCs w:val="16"/>
+                <w:rtl/>
+              </w:rPr>
+              <w:t>.......................................................................</w:t>
             </w:r>
           </w:p>
         </w:tc>
@@ -287,15 +648,17 @@
               <w:rPr>
                 <w:b/>
                 <w:bCs/>
+                <w:color w:val="000000" w:themeColor="text1"/>
               </w:rPr>
             </w:pPr>
             <w:r>
               <w:rPr>
                 <w:b/>
                 <w:bCs/>
+                <w:color w:val="000000" w:themeColor="text1"/>
                 <w:rtl/>
               </w:rPr>
-              <w:t>الصفة / الوظيفة</w:t>
+              <w:t>رقم بطاقة التعريف الوطنية</w:t>
             </w:r>
           </w:p>
         </w:tc>
@@ -306,9 +669,51 @@
           <w:p>
             <w:pPr>
               <w:bidi/>
+              <w:jc w:val="center"/>
+              <w:rPr>
+                <w:rFonts w:asciiTheme="majorBidi" w:hAnsiTheme="majorBidi" w:cstheme="majorBidi"/>
+                <w:color w:val="000000" w:themeColor="text1"/>
+                <w:sz w:val="16"/>
+                <w:szCs w:val="16"/>
+              </w:rPr>
             </w:pPr>
             <w:r>
-              <w:t>.................................................................................................</w:t>
+              <w:rPr>
+                <w:rFonts w:asciiTheme="majorBidi" w:hAnsiTheme="majorBidi" w:cstheme="majorBidi"/>
+                <w:color w:val="000000" w:themeColor="text1"/>
+                <w:sz w:val="16"/>
+                <w:szCs w:val="16"/>
+              </w:rPr>
+              <w:t>............................................</w:t>
+            </w:r>
+            <w:r>
+              <w:rPr>
+                <w:rFonts w:asciiTheme="majorBidi" w:hAnsiTheme="majorBidi" w:cstheme="majorBidi" w:hint="cs"/>
+                <w:color w:val="000000" w:themeColor="text1"/>
+                <w:sz w:val="16"/>
+                <w:szCs w:val="16"/>
+                <w:rtl/>
+              </w:rPr>
+              <w:t>.................</w:t>
+            </w:r>
+            <w:r>
+              <w:rPr>
+                <w:rFonts w:asciiTheme="majorBidi" w:hAnsiTheme="majorBidi" w:cstheme="majorBidi"/>
+                <w:color w:val="000000" w:themeColor="text1"/>
+                <w:sz w:val="16"/>
+                <w:szCs w:val="16"/>
+              </w:rPr>
+              <w:t>....................................</w:t>
+            </w:r>
+            <w:r>
+              <w:rPr>
+                <w:rFonts w:asciiTheme="majorBidi" w:hAnsiTheme="majorBidi" w:cstheme="majorBidi" w:hint="cs"/>
+                <w:color w:val="000000" w:themeColor="text1"/>
+                <w:sz w:val="16"/>
+                <w:szCs w:val="16"/>
+                <w:rtl/>
+              </w:rPr>
+              <w:t>........................................................................</w:t>
             </w:r>
           </w:p>
         </w:tc>
@@ -325,50 +730,14 @@
               <w:rPr>
                 <w:b/>
                 <w:bCs/>
+                <w:color w:val="000000" w:themeColor="text1"/>
               </w:rPr>
             </w:pPr>
             <w:r>
               <w:rPr>
                 <w:b/>
                 <w:bCs/>
-                <w:rtl/>
-              </w:rPr>
-              <w:t>رقم بطاقة التعريف الوطنية</w:t>
-            </w:r>
-          </w:p>
-        </w:tc>
-        <w:tc>
-          <w:tcPr>
-            <w:tcW w:w="7083" w:type="dxa"/>
-          </w:tcPr>
-          <w:p>
-            <w:pPr>
-              <w:bidi/>
-            </w:pPr>
-            <w:r>
-              <w:t>................................................................................</w:t>
-            </w:r>
-          </w:p>
-        </w:tc>
-      </w:tr>
-      <w:tr>
-        <w:tc>
-          <w:tcPr>
-            <w:tcW w:w="2917" w:type="dxa"/>
-          </w:tcPr>
-          <w:p>
-            <w:pPr>
-              <w:bidi/>
-              <w:jc w:val="center"/>
-              <w:rPr>
-                <w:b/>
-                <w:bCs/>
-              </w:rPr>
-            </w:pPr>
-            <w:r>
-              <w:rPr>
-                <w:b/>
-                <w:bCs/>
+                <w:color w:val="000000" w:themeColor="text1"/>
                 <w:rtl/>
               </w:rPr>
               <w:t>تاريخ ومكان الصدور</w:t>
@@ -382,24 +751,119 @@
           <w:p>
             <w:pPr>
               <w:bidi/>
+              <w:jc w:val="center"/>
+              <w:rPr>
+                <w:rFonts w:asciiTheme="majorBidi" w:hAnsiTheme="majorBidi" w:cstheme="majorBidi"/>
+                <w:color w:val="000000" w:themeColor="text1"/>
+              </w:rPr>
             </w:pPr>
             <w:r>
               <w:rPr>
+                <w:rFonts w:asciiTheme="majorBidi" w:hAnsiTheme="majorBidi" w:cstheme="majorBidi"/>
+                <w:color w:val="000000" w:themeColor="text1"/>
                 <w:rtl/>
               </w:rPr>
-              <w:t xml:space="preserve">الصادرة بتاريخ: </w:t>
+              <w:t xml:space="preserve">الصادرة </w:t>
+            </w:r>
+            <w:proofErr w:type="gramStart"/>
+            <w:r>
+              <w:rPr>
+                <w:rFonts w:asciiTheme="majorBidi" w:hAnsiTheme="majorBidi" w:cstheme="majorBidi" w:hint="cs"/>
+                <w:color w:val="000000" w:themeColor="text1"/>
+                <w:rtl/>
+              </w:rPr>
+              <w:t xml:space="preserve">بتاريخ: </w:t>
             </w:r>
             <w:r>
               <w:rPr>
-                <w:color w:val="000000"/>
-              </w:rPr>
-              <w:t>Date</w:t>
+                <w:rFonts w:asciiTheme="majorBidi" w:hAnsiTheme="majorBidi" w:cstheme="majorBidi" w:hint="cs"/>
+                <w:color w:val="000000" w:themeColor="text1"/>
+                <w:rtl/>
+              </w:rPr>
+              <w:t xml:space="preserve"> </w:t>
             </w:r>
             <w:r>
               <w:rPr>
+                <w:rFonts w:asciiTheme="majorBidi" w:hAnsiTheme="majorBidi" w:cstheme="majorBidi" w:hint="cs"/>
+                <w:color w:val="000000" w:themeColor="text1"/>
                 <w:rtl/>
               </w:rPr>
-              <w:t xml:space="preserve"> عن دائرة / بلدية: .........................</w:t>
+              <w:t xml:space="preserve"> </w:t>
+            </w:r>
+            <w:proofErr w:type="gramEnd"/>
+            <w:r>
+              <w:rPr>
+                <w:rFonts w:asciiTheme="majorBidi" w:hAnsiTheme="majorBidi" w:cstheme="majorBidi" w:hint="cs"/>
+                <w:color w:val="000000" w:themeColor="text1"/>
+                <w:rtl/>
+              </w:rPr>
+              <w:t xml:space="preserve">   /        /          </w:t>
+            </w:r>
+            <w:proofErr w:type="gramStart"/>
+            <w:r>
+              <w:rPr>
+                <w:rFonts w:asciiTheme="majorBidi" w:hAnsiTheme="majorBidi" w:cstheme="majorBidi" w:hint="cs"/>
+                <w:color w:val="000000" w:themeColor="text1"/>
+                <w:rtl/>
+              </w:rPr>
+              <w:t xml:space="preserve">  .</w:t>
+            </w:r>
+            <w:r>
+              <w:rPr>
+                <w:rFonts w:asciiTheme="majorBidi" w:hAnsiTheme="majorBidi" w:cstheme="majorBidi"/>
+                <w:color w:val="000000" w:themeColor="text1"/>
+                <w:rtl/>
+              </w:rPr>
+              <w:t>عن</w:t>
+            </w:r>
+            <w:proofErr w:type="gramEnd"/>
+            <w:r>
+              <w:rPr>
+                <w:rFonts w:asciiTheme="majorBidi" w:hAnsiTheme="majorBidi" w:cstheme="majorBidi"/>
+                <w:color w:val="000000" w:themeColor="text1"/>
+                <w:rtl/>
+              </w:rPr>
+              <w:t xml:space="preserve"> دائرة / بلدية: </w:t>
+            </w:r>
+            <w:r>
+              <w:rPr>
+                <w:rFonts w:asciiTheme="majorBidi" w:hAnsiTheme="majorBidi" w:cstheme="majorBidi"/>
+                <w:color w:val="000000" w:themeColor="text1"/>
+                <w:sz w:val="16"/>
+                <w:szCs w:val="16"/>
+                <w:rtl/>
+              </w:rPr>
+              <w:t>.....................</w:t>
+            </w:r>
+            <w:r>
+              <w:rPr>
+                <w:rFonts w:asciiTheme="majorBidi" w:hAnsiTheme="majorBidi" w:cstheme="majorBidi" w:hint="cs"/>
+                <w:color w:val="000000" w:themeColor="text1"/>
+                <w:sz w:val="16"/>
+                <w:szCs w:val="16"/>
+                <w:rtl/>
+              </w:rPr>
+              <w:t>........................................</w:t>
+            </w:r>
+            <w:r>
+              <w:rPr>
+                <w:rFonts w:asciiTheme="majorBidi" w:hAnsiTheme="majorBidi" w:cstheme="majorBidi"/>
+                <w:color w:val="000000" w:themeColor="text1"/>
+                <w:sz w:val="16"/>
+                <w:szCs w:val="16"/>
+                <w:rtl/>
+              </w:rPr>
+              <w:t>....</w:t>
+            </w:r>
+            <w:r>
+              <w:rPr>
+                <w:rFonts w:asciiTheme="majorBidi" w:hAnsiTheme="majorBidi" w:cstheme="majorBidi" w:hint="cs"/>
+                <w:color w:val="000000" w:themeColor="text1"/>
+                <w:sz w:val="16"/>
+                <w:szCs w:val="16"/>
+                <w:rtl/>
+              </w:rPr>
+              <w:t>...</w:t>
             </w:r>
           </w:p>
         </w:tc>
@@ -468,18 +932,49 @@
         </w:rPr>
         <w:t xml:space="preserve"> </w:t>
       </w:r>
+      <w:proofErr w:type="gramStart"/>
       <w:r>
         <w:rPr>
           <w:rFonts w:cs="Times New Roman" w:hint="cs"/>
           <w:rtl/>
         </w:rPr>
-        <w:t>[...................................................</w:t>
-      </w:r>
-      <w:r>
-        <w:rPr>
-          <w:rtl/>
-        </w:rPr>
-        <w:t>] دج</w:t>
+        <w:t>[</w:t>
+      </w:r>
+      <w:r>
+        <w:rPr>
+          <w:rFonts w:cs="Times New Roman" w:hint="cs"/>
+          <w:rtl/>
+        </w:rPr>
+        <w:t xml:space="preserve">  </w:t>
+      </w:r>
+      <w:proofErr w:type="gramEnd"/>
+      <w:r>
+        <w:rPr>
+          <w:rFonts w:cs="Times New Roman" w:hint="cs"/>
+          <w:rtl/>
+        </w:rPr>
+        <w:t xml:space="preserve">                                 </w:t>
+      </w:r>
+      <w:proofErr w:type="gramStart"/>
+      <w:r>
+        <w:rPr>
+          <w:rFonts w:cs="Times New Roman" w:hint="cs"/>
+          <w:rtl/>
+        </w:rPr>
+        <w:t xml:space="preserve">  </w:t>
+      </w:r>
+      <w:r>
+        <w:rPr>
+          <w:rtl/>
+        </w:rPr>
+        <w:t>]</w:t>
+      </w:r>
+      <w:proofErr w:type="gramEnd"/>
+      <w:r>
+        <w:rPr>
+          <w:rtl/>
+        </w:rPr>
+        <w:t xml:space="preserve"> دج</w:t>
       </w:r>
     </w:p>
     <w:p>
@@ -502,7 +997,29 @@
         <w:rPr>
           <w:rtl/>
         </w:rPr>
-        <w:t xml:space="preserve"> .................................................................................................... دينار جزائري.</w:t>
+        <w:t xml:space="preserve"> </w:t>
+      </w:r>
+      <w:r>
+        <w:rPr>
+          <w:sz w:val="16"/>
+          <w:szCs w:val="16"/>
+          <w:rtl/>
+        </w:rPr>
+        <w:t>....................................................................................................</w:t>
+      </w:r>
+      <w:r>
+        <w:rPr>
+          <w:sz w:val="20"/>
+          <w:szCs w:val="20"/>
+          <w:rtl/>
+        </w:rPr>
+        <w:t xml:space="preserve"> </w:t>
+      </w:r>
+      <w:r>
+        <w:rPr>
+          <w:rtl/>
+        </w:rPr>
+        <w:t>دينار جزائري.</w:t>
       </w:r>
     </w:p>
     <w:p>
@@ -533,7 +1050,7 @@
         <w:rPr>
           <w:rtl/>
         </w:rPr>
-        <w:t>مستحقات / أجر شهر: ............................</w:t>
+        <w:t xml:space="preserve">مستحقات / أجر شهر: </w:t>
       </w:r>
     </w:p>
     <w:p>
@@ -564,20 +1081,57 @@
         <w:rPr>
           <w:rtl/>
         </w:rPr>
-        <w:t>صك بريدي / بنكي رقم: .........................................................................................</w:t>
+        <w:t xml:space="preserve">صك بريدي / بنكي رقم: </w:t>
+      </w:r>
+      <w:r>
+        <w:rPr>
+          <w:sz w:val="16"/>
+          <w:szCs w:val="16"/>
+          <w:rtl/>
+        </w:rPr>
+        <w:t>.........................................................................................</w:t>
+      </w:r>
+      <w:r>
+        <w:rPr>
+          <w:rFonts w:hint="cs"/>
+          <w:sz w:val="16"/>
+          <w:szCs w:val="16"/>
+          <w:rtl/>
+        </w:rPr>
+        <w:t xml:space="preserve">   </w:t>
+      </w:r>
+      <w:bookmarkStart w:id="11" w:name="_b8f1p4tm9s3x" w:colFirst="0" w:colLast="0"/>
+      <w:bookmarkEnd w:id="11"/>
+      <w:r>
+        <w:rPr>
+          <w:rFonts w:hint="cs"/>
+          <w:sz w:val="16"/>
+          <w:szCs w:val="16"/>
+          <w:rtl/>
+        </w:rPr>
+        <w:t xml:space="preserve">              </w:t>
+      </w:r>
+      <w:r>
+        <w:rPr>
+          <w:rtl/>
+        </w:rPr>
+        <w:t>حُرّر بسعيدة في:</w:t>
       </w:r>
     </w:p>
     <w:p>
       <w:pPr>
+        <w:numPr>
+          <w:ilvl w:val="0"/>
+          <w:numId w:val="3"/>
+        </w:numPr>
         <w:bidi/>
-      </w:pPr>
-      <w:bookmarkStart w:id="11" w:name="_b8f1p4tm9s3x" w:colFirst="0" w:colLast="0"/>
-      <w:bookmarkEnd w:id="11"/>
-      <w:r>
-        <w:rPr>
-          <w:rtl/>
-        </w:rPr>
-        <w:t xml:space="preserve">حُرّر بسعيدة في: </w:t>
+        <w:spacing w:line="240" w:lineRule="auto"/>
+      </w:pPr>
+      <w:r>
+        <w:rPr>
+          <w:rtl/>
+        </w:rPr>
+        <w:t xml:space="preserve"> </w:t>
       </w:r>
     </w:p>
     <w:tbl>
@@ -653,10 +1207,11 @@
             <w:pPr>
               <w:bidi/>
               <w:jc w:val="center"/>
+              <w:rPr>
+                <w:sz w:val="16"/>
+                <w:szCs w:val="16"/>
+              </w:rPr>
             </w:pPr>
-            <w:r>
-              <w:t>..................................................</w:t>
-            </w:r>
           </w:p>
         </w:tc>
         <w:tc>
@@ -667,10 +1222,11 @@
             <w:pPr>
               <w:bidi/>
               <w:jc w:val="center"/>
+              <w:rPr>
+                <w:sz w:val="16"/>
+                <w:szCs w:val="16"/>
+              </w:rPr>
             </w:pPr>
-            <w:r>
-              <w:t>..................................................</w:t>
-            </w:r>
           </w:p>
         </w:tc>
       </w:tr>
